--- a/Docs/ФазлиахметовКП.docx
+++ b/Docs/ФазлиахметовКП.docx
@@ -15,7 +15,19 @@
         <w:rPr>
           <w:sz w:val="24"/>
         </w:rPr>
-        <w:t>Министерство цифрового развития государственного управления, информационных технологий и связи Республики Татарстан</w:t>
+        <w:t xml:space="preserve">Министерство </w:t>
+      </w:r>
+      <w:r>
+        <w:rPr>
+          <w:szCs w:val="20"/>
+        </w:rPr>
+        <w:t>цифрового</w:t>
+      </w:r>
+      <w:r>
+        <w:rPr>
+          <w:sz w:val="24"/>
+        </w:rPr>
+        <w:t xml:space="preserve"> развития государственного управления, информационных технологий и связи Республики Татарстан</w:t>
       </w:r>
     </w:p>
     <w:p>
@@ -274,8 +286,7 @@
       <w:pPr>
         <w:pStyle w:val="a3"/>
         <w:spacing w:before="159"/>
-        <w:ind w:left="32" w:right="28"/>
-        <w:jc w:val="center"/>
+        <w:ind w:left="32" w:right="28" w:firstLine="105"/>
       </w:pPr>
       <w:r>
         <w:t>студент</w:t>
@@ -372,7 +383,12 @@
         <w:t>и</w:t>
       </w:r>
       <w:r>
-        <w:tab/>
+        <w:rPr>
+          <w:lang w:val="tt-RU"/>
+        </w:rPr>
+        <w:t xml:space="preserve"> </w:t>
+      </w:r>
+      <w:r>
         <w:t>программирование,</w:t>
       </w:r>
       <w:r>
@@ -3371,6 +3387,9 @@
         </w:tabs>
         <w:spacing w:before="9" w:line="480" w:lineRule="auto"/>
         <w:ind w:right="315"/>
+        <w:rPr>
+          <w:lang w:val="tt-RU"/>
+        </w:rPr>
       </w:pPr>
       <w:r>
         <w:t xml:space="preserve">Преподаватель ГАПОУ «МЦК-КТИТС»: </w:t>
@@ -3388,26 +3407,55 @@
         <w:tab/>
       </w:r>
       <w:r>
-        <w:t>А.В. Фролов Задание приняла к исполнению:</w:t>
-      </w:r>
-      <w:r>
+        <w:t>А.В. Фролов Задание принял к исполнению:</w:t>
+      </w:r>
+      <w:r>
+        <w:rPr>
+          <w:lang w:val="tt-RU"/>
+        </w:rPr>
+        <w:t xml:space="preserve"> </w:t>
+      </w:r>
+      <w:r>
+        <w:rPr>
+          <w:u w:val="single"/>
+        </w:rPr>
         <w:tab/>
       </w:r>
       <w:r>
         <w:rPr>
           <w:u w:val="single"/>
-        </w:rPr>
-        <w:tab/>
+          <w:lang w:val="tt-RU"/>
+        </w:rPr>
+        <w:t xml:space="preserve">     </w:t>
+      </w:r>
+      <w:r>
+        <w:rPr>
+          <w:lang w:val="tt-RU"/>
+        </w:rPr>
+        <w:t xml:space="preserve"> </w:t>
       </w:r>
       <w:r>
         <w:rPr>
           <w:spacing w:val="-49"/>
           <w:u w:val="single"/>
-        </w:rPr>
-        <w:t xml:space="preserve"> </w:t>
-      </w:r>
-      <w:r>
-        <w:t>З.И. Уразова</w:t>
+          <w:lang w:val="tt-RU"/>
+        </w:rPr>
+        <w:t xml:space="preserve"> </w:t>
+      </w:r>
+      <w:r>
+        <w:rPr>
+          <w:lang w:val="tt-RU"/>
+        </w:rPr>
+        <w:t>И</w:t>
+      </w:r>
+      <w:r>
+        <w:t xml:space="preserve">.И. </w:t>
+      </w:r>
+      <w:r>
+        <w:rPr>
+          <w:lang w:val="tt-RU"/>
+        </w:rPr>
+        <w:t>Фазлиахметов</w:t>
       </w:r>
     </w:p>
     <w:sectPr>
@@ -4122,6 +4170,7 @@
   <w:style w:type="character" w:default="1" w:styleId="a0">
     <w:name w:val="Default Paragraph Font"/>
     <w:uiPriority w:val="1"/>
+    <w:semiHidden/>
     <w:unhideWhenUsed/>
   </w:style>
   <w:style w:type="table" w:default="1" w:styleId="a1">
